--- a/docs/Tabby_Report.docx
+++ b/docs/Tabby_Report.docx
@@ -135,7 +135,7 @@
         <w:t xml:space="preserve">run.sh</w:t>
       </w:r>
       <w:r>
-        <w:t xml:space="preserve">, could be tested as soon as the first domain existed instead of at the end, and because a four-day deadline needed a working product at every step. A Scrum-style process was rejected because it assumes a team, a product owner and a backlog that a solo four-day project does not have.</w:t>
+        <w:t xml:space="preserve">, could be tested as soon as the first domain existed instead of at the end, and because a short deadline needed a working product at every step. Scrum was also considered, but its roles and ceremonies (product owner, sprint planning, daily stand-ups) are designed for teams, so a lighter incremental approach fitted this individual project better.</w:t>
       </w:r>
     </w:p>
     <w:p>
